--- a/Требования к оформлению курсового проекта.docx
+++ b/Требования к оформлению курсового проекта.docx
@@ -1169,7 +1169,7 @@
           <w:vertAlign w:val="baseline"/>
           <w:rtl w:val="0"/>
         </w:rPr>
-        <w:t xml:space="preserve">выравнивание текста</w:t>
+        <w:t xml:space="preserve">выравнивание текста:</w:t>
       </w:r>
     </w:p>
     <w:p>
@@ -1396,12 +1396,12 @@
                 <wp:inline distB="0" distT="0" distL="0" distR="0">
                   <wp:extent cx="2423672" cy="1377258"/>
                   <wp:effectExtent b="0" l="0" r="0" t="0"/>
-                  <wp:docPr id="4" name="image1.png"/>
+                  <wp:docPr id="4" name="image2.png"/>
                   <a:graphic>
                     <a:graphicData uri="http://schemas.openxmlformats.org/drawingml/2006/picture">
                       <pic:pic>
                         <pic:nvPicPr>
-                          <pic:cNvPr id="0" name="image1.png"/>
+                          <pic:cNvPr id="0" name="image2.png"/>
                           <pic:cNvPicPr preferRelativeResize="0"/>
                         </pic:nvPicPr>
                         <pic:blipFill>
@@ -1446,12 +1446,12 @@
                 <wp:inline distB="0" distT="0" distL="0" distR="0">
                   <wp:extent cx="2805996" cy="880943"/>
                   <wp:effectExtent b="0" l="0" r="0" t="0"/>
-                  <wp:docPr id="5" name="image2.png"/>
+                  <wp:docPr id="5" name="image1.png"/>
                   <a:graphic>
                     <a:graphicData uri="http://schemas.openxmlformats.org/drawingml/2006/picture">
                       <pic:pic>
                         <pic:nvPicPr>
-                          <pic:cNvPr id="0" name="image2.png"/>
+                          <pic:cNvPr id="0" name="image1.png"/>
                           <pic:cNvPicPr preferRelativeResize="0"/>
                         </pic:nvPicPr>
                         <pic:blipFill>
